--- a/MFU_ARIC_Government_Funding_Proposal_2569.docx
+++ b/MFU_ARIC_Government_Funding_Proposal_2569.docx
@@ -691,14 +691,7 @@
                 <w:sz w:val="32"/>
                 <w:szCs w:val="32"/>
               </w:rPr>
-              <w:t xml:space="preserve">300,000,000 </w:t>
-            </w:r>
-            <w:r>
-              <w:rPr>
-                <w:sz w:val="32"/>
-                <w:szCs w:val="32"/>
-              </w:rPr>
-              <w:t>บาท (สามร้อยล้านบาทถ้วน)</w:t>
+              <w:t xml:space="preserve">320,000,000 บาท (สามร้อยยี่สิบล้านบาทถ้วน)</w:t>
             </w:r>
           </w:p>
         </w:tc>
@@ -775,14 +768,7 @@
                 <w:sz w:val="32"/>
                 <w:szCs w:val="32"/>
               </w:rPr>
-              <w:t xml:space="preserve">150,000,000 </w:t>
-            </w:r>
-            <w:r>
-              <w:rPr>
-                <w:sz w:val="32"/>
-                <w:szCs w:val="32"/>
-              </w:rPr>
-              <w:t>บาท (หนึ่งร้อยห้าสิบล้านบาทถ้วน) หรือร้อยละ 50</w:t>
+              <w:t xml:space="preserve">150,000,000 บาท (หนึ่งร้อยห้าสิบล้านบาทถ้วน) หรือประมาณร้อยละ 47</w:t>
             </w:r>
           </w:p>
         </w:tc>
@@ -1736,14 +1722,7 @@
                 <w:sz w:val="32"/>
                 <w:szCs w:val="32"/>
               </w:rPr>
-              <w:t xml:space="preserve">300,000,000 </w:t>
-            </w:r>
-            <w:r>
-              <w:rPr>
-                <w:sz w:val="32"/>
-                <w:szCs w:val="32"/>
-              </w:rPr>
-              <w:t>บาท</w:t>
+              <w:t xml:space="preserve">320,000,000 บาท</w:t>
             </w:r>
           </w:p>
         </w:tc>
@@ -6703,7 +6682,7 @@
                 <w:sz w:val="32"/>
                 <w:szCs w:val="32"/>
               </w:rPr>
-              <w:t xml:space="preserve">122</w:t>
+              <w:t xml:space="preserve">129</w:t>
             </w:r>
           </w:p>
         </w:tc>
@@ -6846,7 +6825,7 @@
                 <w:sz w:val="32"/>
                 <w:szCs w:val="32"/>
               </w:rPr>
-              <w:t xml:space="preserve">125</w:t>
+              <w:t xml:space="preserve">138</w:t>
             </w:r>
           </w:p>
         </w:tc>
@@ -7147,7 +7126,7 @@
                 <w:sz w:val="32"/>
                 <w:szCs w:val="32"/>
               </w:rPr>
-              <w:t>300</w:t>
+              <w:t xml:space="preserve">320</w:t>
             </w:r>
           </w:p>
         </w:tc>
@@ -7522,17 +7501,7 @@
                 <w:sz w:val="32"/>
                 <w:szCs w:val="32"/>
               </w:rPr>
-              <w:t xml:space="preserve">1. </w:t>
-            </w:r>
-            <w:r>
-              <w:rPr>
-                <w:b/>
-                <w:bCs/>
-                <w:color w:val="FFFFFF"/>
-                <w:sz w:val="32"/>
-                <w:szCs w:val="32"/>
-              </w:rPr>
-              <w:t>งบลงทุน (Capital Expenditure)</w:t>
+              <w:t xml:space="preserve">1. งบลงทุน (Capital Expenditure) — รวม 185 ล้านบาท</w:t>
             </w:r>
           </w:p>
         </w:tc>
@@ -7784,7 +7753,7 @@
                 <w:sz w:val="32"/>
                 <w:szCs w:val="32"/>
               </w:rPr>
-              <w:t>35</w:t>
+              <w:t xml:space="preserve">37</w:t>
             </w:r>
           </w:p>
         </w:tc>
@@ -7886,7 +7855,7 @@
                 <w:sz w:val="32"/>
                 <w:szCs w:val="32"/>
               </w:rPr>
-              <w:t>65</w:t>
+              <w:t xml:space="preserve">67</w:t>
             </w:r>
           </w:p>
         </w:tc>
@@ -7961,7 +7930,7 @@
                 <w:sz w:val="32"/>
                 <w:szCs w:val="32"/>
               </w:rPr>
-              <w:t>20</w:t>
+              <w:t xml:space="preserve">25</w:t>
             </w:r>
           </w:p>
         </w:tc>
@@ -7995,7 +7964,7 @@
                 <w:sz w:val="32"/>
                 <w:szCs w:val="32"/>
               </w:rPr>
-              <w:t xml:space="preserve">22</w:t>
+              <w:t xml:space="preserve">35</w:t>
             </w:r>
           </w:p>
         </w:tc>
@@ -8063,7 +8032,7 @@
                 <w:sz w:val="32"/>
                 <w:szCs w:val="32"/>
               </w:rPr>
-              <w:t>50</w:t>
+              <w:t xml:space="preserve">68</w:t>
             </w:r>
           </w:p>
         </w:tc>
@@ -8285,17 +8254,7 @@
                 <w:sz w:val="32"/>
                 <w:szCs w:val="32"/>
               </w:rPr>
-              <w:t xml:space="preserve">2. </w:t>
-            </w:r>
-            <w:r>
-              <w:rPr>
-                <w:b/>
-                <w:bCs/>
-                <w:color w:val="FFFFFF"/>
-                <w:sz w:val="32"/>
-                <w:szCs w:val="32"/>
-              </w:rPr>
-              <w:t>งบดำเนินการ (Operating Expenditure)</w:t>
+              <w:t xml:space="preserve">2. งบดำเนินการ (Operating Expenditure) — รวม 135 ล้านบาท</w:t>
             </w:r>
           </w:p>
         </w:tc>
@@ -9457,7 +9416,7 @@
                 <w:sz w:val="32"/>
                 <w:szCs w:val="32"/>
               </w:rPr>
-              <w:t xml:space="preserve">122</w:t>
+              <w:t xml:space="preserve">129</w:t>
             </w:r>
           </w:p>
         </w:tc>
@@ -9493,7 +9452,7 @@
                 <w:sz w:val="32"/>
                 <w:szCs w:val="32"/>
               </w:rPr>
-              <w:t>125</w:t>
+              <w:t xml:space="preserve">138</w:t>
             </w:r>
           </w:p>
         </w:tc>
@@ -9565,7 +9524,7 @@
                 <w:sz w:val="32"/>
                 <w:szCs w:val="32"/>
               </w:rPr>
-              <w:t>300</w:t>
+              <w:t xml:space="preserve">320</w:t>
             </w:r>
           </w:p>
         </w:tc>
@@ -9608,16 +9567,7 @@
                 <w:sz w:val="32"/>
                 <w:szCs w:val="32"/>
               </w:rPr>
-              <w:t xml:space="preserve">– </w:t>
-            </w:r>
-            <w:r>
-              <w:rPr>
-                <w:b/>
-                <w:bCs/>
-                <w:sz w:val="32"/>
-                <w:szCs w:val="32"/>
-              </w:rPr>
-              <w:t>ขอรับการสนับสนุนจากภาครัฐ (ร้อยละ 50)</w:t>
+              <w:t xml:space="preserve">– ขอรับการสนับสนุนจากภาครัฐ (ร้อยละ 47)</w:t>
             </w:r>
           </w:p>
         </w:tc>
@@ -9804,7 +9754,7 @@
                 <w:sz w:val="32"/>
                 <w:szCs w:val="32"/>
               </w:rPr>
-              <w:t xml:space="preserve">– มหาวิทยาลัยและแหล่งทุนอื่น (ร้อยละ 50) *จะเสนอสภามหาวิทยาลัยอนุมัติงบสมทบ และจัดทำ MOU กับแหล่งทุนก่อนเริ่มโครงการ</w:t>
+              <w:t xml:space="preserve">– มหาวิทยาลัยและแหล่งทุนอื่น (ร้อยละ 53) *จะเสนอสภามหาวิทยาลัยอนุมัติงบสมทบ และจัดทำ MOU กับแหล่งทุนก่อนเริ่มโครงการ</w:t>
             </w:r>
           </w:p>
         </w:tc>
@@ -9840,7 +9790,7 @@
                 <w:sz w:val="32"/>
                 <w:szCs w:val="32"/>
               </w:rPr>
-              <w:t xml:space="preserve">62</w:t>
+              <w:t xml:space="preserve">69</w:t>
             </w:r>
           </w:p>
         </w:tc>
@@ -9876,7 +9826,7 @@
                 <w:sz w:val="32"/>
                 <w:szCs w:val="32"/>
               </w:rPr>
-              <w:t xml:space="preserve">60</w:t>
+              <w:t xml:space="preserve">73</w:t>
             </w:r>
           </w:p>
         </w:tc>
@@ -9948,7 +9898,7 @@
                 <w:sz w:val="32"/>
                 <w:szCs w:val="32"/>
               </w:rPr>
-              <w:t>150</w:t>
+              <w:t xml:space="preserve">170</w:t>
             </w:r>
           </w:p>
         </w:tc>
@@ -11000,7 +10950,7 @@
                 <w:sz w:val="32"/>
                 <w:szCs w:val="32"/>
               </w:rPr>
-              <w:t xml:space="preserve">สัดส่วนรวม: งบลงทุน ~55% : งบดำเนินการ ~45% (โดยประมาณ)</w:t>
+              <w:t xml:space="preserve">สัดส่วนรวมทั้งโครงการ: งบลงทุน ~58% : งบดำเนินการ ~42% (โดยประมาณ)</w:t>
             </w:r>
           </w:p>
         </w:tc>
@@ -11091,7 +11041,7 @@
           <w:sz w:val="32"/>
           <w:szCs w:val="32"/>
         </w:rPr>
-        <w:t xml:space="preserve">งบประมาณแผ่นดิน (ผ่านกระทรวงดิจิทัลฯ/สำนักงบประมาณ): 150 ล้านบาท (ร้อยละ 50) — สำหรับโครงสร้างพื้นฐานนวัตกรรม, บุคลากร, และการบ่มเพาะ Startup</w:t>
+        <w:t xml:space="preserve">งบประมาณแผ่นดิน (ผ่าน อว./สำนักงบประมาณ): 150 ล้านบาท (ร้อยละ 47) — สำหรับโครงสร้างพื้นฐานนวัตกรรม, ครุภัณฑ์ AI/Robotics, บุคลากร, และการบ่มเพาะ Startup</w:t>
       </w:r>
     </w:p>
     <w:p>
@@ -11112,8 +11062,7 @@
           <w:sz w:val="32"/>
           <w:szCs w:val="32"/>
         </w:rPr>
-        <w:lastRenderedPageBreak/>
-        <w:t>งบประมาณมหาวิทยาลัยแม่ฟ้าหลวง: 50 ล้านบาท (ร้อยละ 17) — แสดงความมุ่งมั่นและการร่วมลงทุนของสถาบัน</w:t>
+        <w:t xml:space="preserve">งบประมาณมหาวิทยาลัยแม่ฟ้าหลวง: 60 ล้านบาท (ร้อยละ 19) — แสดงความมุ่งมั่นและการร่วมลงทุนของสถาบัน สำหรับก่อสร้าง/ปรับปรุงอาคารและค่าดำเนินการเริ่มต้น</w:t>
       </w:r>
     </w:p>
     <w:p>
@@ -11136,7 +11085,7 @@
           <w:sz w:val="32"/>
           <w:szCs w:val="32"/>
         </w:rPr>
-        <w:t xml:space="preserve">ทุนนวัตกรรมจาก บพข./NIA/DEPA/สวทช.: 50 ล้านบาท (ร้อยละ 17) — สำหรับโครงการพัฒนานวัตกรรมเชิงพาณิชย์และ Startup Incubation ที่ขอทุนแบบ Competitive Grant</w:t>
+        <w:t xml:space="preserve">ทุนนวัตกรรมจาก บพข./NIA/DEPA/สวทช.: 60 ล้านบาท (ร้อยละ 19) — สำหรับโครงการพัฒนานวัตกรรมเชิงพาณิชย์และ Startup Incubation ที่ขอทุนแบบ Competitive Grant</w:t>
       </w:r>
     </w:p>
     <w:p>
@@ -11157,7 +11106,7 @@
           <w:sz w:val="32"/>
           <w:szCs w:val="32"/>
         </w:rPr>
-        <w:t xml:space="preserve">Matching Fund ภาคเอกชน: 30 ล้านบาท (ร้อยละ 10) — จากพันธมิตรอุตสาหกรรม ผ่านรูปแบบ Industry Co-development และ Corporate Venture Partnership</w:t>
+        <w:t xml:space="preserve">Matching Fund ภาคเอกชน: 30 ล้านบาท (ร้อยละ 9) — จากพันธมิตรอุตสาหกรรม ผ่านรูปแบบ Industry Co-development และ Corporate Venture Partnership</w:t>
       </w:r>
     </w:p>
     <w:p>
@@ -11178,21 +11127,7 @@
           <w:sz w:val="32"/>
           <w:szCs w:val="32"/>
         </w:rPr>
-        <w:t xml:space="preserve">ทุนต่างประเทศ (EU, JICA, ADB, World Bank): 20 ล้านบาท (ร้อยละ 6) </w:t>
-      </w:r>
-      <w:r>
-        <w:rPr>
-          <w:sz w:val="32"/>
-          <w:szCs w:val="32"/>
-        </w:rPr>
-        <w:t xml:space="preserve">— </w:t>
-      </w:r>
-      <w:r>
-        <w:rPr>
-          <w:sz w:val="32"/>
-          <w:szCs w:val="32"/>
-        </w:rPr>
-        <w:t>สำหรับโครงการ GMS Cooperation</w:t>
+        <w:t xml:space="preserve">ทุนต่างประเทศ (EU, JICA, ADB, World Bank): 20 ล้านบาท (ร้อยละ 6) — สำหรับโครงการ GMS Cooperation และ Cross-border AI Initiatives</w:t>
       </w:r>
     </w:p>
     <w:p>
@@ -11324,7 +11259,7 @@
           <w:sz w:val="32"/>
           <w:szCs w:val="32"/>
         </w:rPr>
-        <w:t xml:space="preserve">หมายเหตุงบประมาณ: (1) แผนจัดซื้อจัดจ้างครุภัณฑ์รวม 130 ล้านบาท จะจัดทำแผนจัดซื้อจัดจ้างประจำปีตาม พ.ร.บ.การจัดซื้อจัดจ้างและการบริหารพัสดุภาครัฐ พ.ศ. 2560 โดยเปิดเผยราคากลางและข้อกำหนดครุภัณฑ์ตามเอกสารแนบท้าย (2) งบสมทบจากมหาวิทยาลัยและแหล่งทุนอื่นรวม 150 ล้านบาท ประกอบด้วย งบประมาณมหาวิทยาลัย 50 ล้าน (มติสภามหาวิทยาลัย), กองทุน/ทุนวิจัยนวัตกรรม 50 ล้าน, Matching Fund ภาคเอกชน 30 ล้าน, ทุนต่างประเทศ 20 ล้าน — จะจัดทำ MOU กับแหล่งทุนทุกรายก่อนเริ่มโครงการ</w:t>
+        <w:t xml:space="preserve">หมายเหตุงบประมาณ: (1) แผนจัดซื้อจัดจ้างครุภัณฑ์รวม 150 ล้านบาท จะจัดทำแผนจัดซื้อจัดจ้างประจำปีตาม พ.ร.บ.การจัดซื้อจัดจ้างและการบริหารพัสดุภาครัฐ พ.ศ. 2560 โดยเปิดเผยราคากลางและข้อกำหนดครุภัณฑ์ตามเอกสารแนบท้าย (2) งบสมทบจากมหาวิทยาลัยและแหล่งทุนอื่นรวม 170 ล้านบาท ประกอบด้วย งบประมาณมหาวิทยาลัย 60 ล้าน (มติสภามหาวิทยาลัย), กองทุน/ทุนวิจัยนวัตกรรม 60 ล้าน, Matching Fund ภาคเอกชน 30 ล้าน, ทุนต่างประเทศ 20 ล้าน — จะจัดทำ MOU กับแหล่งทุนทุกรายก่อนเริ่มโครงการ</w:t>
       </w:r>
     </w:p>
     <w:p>
@@ -14876,7 +14811,7 @@
                 <w:sz w:val="32"/>
                 <w:szCs w:val="32"/>
               </w:rPr>
-              <w:t xml:space="preserve">งบลงทุน (Capital) 55%: ค่าที่ดินและสิ่งก่อสร้าง 35 ล้านบาท + ค่าครุภัณฑ์ 130 ล้านบาท | งบดำเนินการ (Recurrent) 45%: 135 ล้านบาท | การจัดซื้อจัดจ้างครุภัณฑ์ดำเนินการตาม พ.ร.บ.การจัดซื้อจัดจ้างและการบริหารพัสดุภาครัฐ พ.ศ. 2560 รายละเอียดตามเอกสารข้อกำหนดครุภัณฑ์ (ภาคผนวก)</w:t>
+              <w:t xml:space="preserve">งบลงทุน (Capital) 58%: ค่าที่ดินและสิ่งก่อสร้าง 35 ล้านบาท + ค่าครุภัณฑ์ 150 ล้านบาท | งบดำเนินการ (Recurrent) 42%: 135 ล้านบาท | การจัดซื้อจัดจ้างครุภัณฑ์ดำเนินการตาม พ.ร.บ.การจัดซื้อจัดจ้างและการบริหารพัสดุภาครัฐ พ.ศ. 2560 รายละเอียดตามเอกสารข้อกำหนดครุภัณฑ์ (ภาคผนวก)</w:t>
             </w:r>
           </w:p>
         </w:tc>
@@ -15236,7 +15171,7 @@
           <w:sz w:val="32"/>
           <w:szCs w:val="32"/>
         </w:rPr>
-        <w:t>มหาวิทยาลัยแม่ฟ้าหลวงจะร่วมลงทุนไม่น้อยกว่าร้อยละ 50 ของวงเงินโครงการ (150 ล้านบาท) จากงบประมาณมหาวิทยาลัยและทุนวิจัยอื่น</w:t>
+        <w:t xml:space="preserve">มหาวิทยาลัยแม่ฟ้าหลวงจะร่วมลงทุนไม่น้อยกว่าร้อยละ 53 ของวงเงินโครงการ (170 ล้านบาท) จากงบประมาณมหาวิทยาลัยและทุนวิจัยอื่น</w:t>
       </w:r>
     </w:p>
     <w:p>
